--- a/Delivarable_01(521434673).docx
+++ b/Delivarable_01(521434673).docx
@@ -1152,6 +1152,195 @@
           <w:szCs w:val="28"/>
         </w:rPr>
       </w:pPr>
+    </w:p>
+    <w:p>
+      <w:pPr>
+        <w:rPr>
+          <w:sz w:val="28"/>
+          <w:szCs w:val="28"/>
+        </w:rPr>
+      </w:pPr>
+      <w:r>
+        <w:rPr>
+          <w:sz w:val="28"/>
+          <w:szCs w:val="28"/>
+        </w:rPr>
+        <w:t xml:space="preserve">Git Hub Link is </w:t>
+      </w:r>
+      <w:r>
+        <w:rPr>
+          <w:sz w:val="28"/>
+          <w:szCs w:val="28"/>
+        </w:rPr>
+        <w:t>-</w:t>
+      </w:r>
+    </w:p>
+    <w:p>
+      <w:pPr>
+        <w:rPr>
+          <w:sz w:val="28"/>
+          <w:szCs w:val="28"/>
+        </w:rPr>
+      </w:pPr>
+      <w:hyperlink r:id="rId6" w:history="1">
+        <w:r>
+          <w:rPr>
+            <w:rStyle w:val="Hyperlink"/>
+            <w:sz w:val="28"/>
+            <w:szCs w:val="28"/>
+          </w:rPr>
+          <w:t>https://github.com/KAChathuraMadusha/Delivarable_01-5372-.git</w:t>
+        </w:r>
+      </w:hyperlink>
+    </w:p>
+    <w:p>
+      <w:pPr>
+        <w:rPr>
+          <w:sz w:val="28"/>
+          <w:szCs w:val="28"/>
+        </w:rPr>
+      </w:pPr>
+    </w:p>
+    <w:p>
+      <w:pPr>
+        <w:rPr>
+          <w:sz w:val="28"/>
+          <w:szCs w:val="28"/>
+        </w:rPr>
+      </w:pPr>
+    </w:p>
+    <w:p>
+      <w:pPr>
+        <w:rPr>
+          <w:sz w:val="28"/>
+          <w:szCs w:val="28"/>
+        </w:rPr>
+      </w:pPr>
+      <w:r>
+        <w:rPr>
+          <w:sz w:val="28"/>
+          <w:szCs w:val="28"/>
+        </w:rPr>
+        <w:t xml:space="preserve">                 </w:t>
+      </w:r>
+    </w:p>
+    <w:p>
+      <w:pPr>
+        <w:rPr>
+          <w:sz w:val="28"/>
+          <w:szCs w:val="28"/>
+        </w:rPr>
+      </w:pPr>
+    </w:p>
+    <w:p>
+      <w:pPr>
+        <w:rPr>
+          <w:sz w:val="28"/>
+          <w:szCs w:val="28"/>
+        </w:rPr>
+      </w:pPr>
+    </w:p>
+    <w:p>
+      <w:pPr>
+        <w:rPr>
+          <w:sz w:val="28"/>
+          <w:szCs w:val="28"/>
+        </w:rPr>
+      </w:pPr>
+    </w:p>
+    <w:p>
+      <w:pPr>
+        <w:rPr>
+          <w:sz w:val="28"/>
+          <w:szCs w:val="28"/>
+        </w:rPr>
+      </w:pPr>
+    </w:p>
+    <w:p>
+      <w:pPr>
+        <w:rPr>
+          <w:sz w:val="28"/>
+          <w:szCs w:val="28"/>
+        </w:rPr>
+      </w:pPr>
+    </w:p>
+    <w:p>
+      <w:pPr>
+        <w:rPr>
+          <w:sz w:val="28"/>
+          <w:szCs w:val="28"/>
+        </w:rPr>
+      </w:pPr>
+    </w:p>
+    <w:p>
+      <w:pPr>
+        <w:jc w:val="center"/>
+        <w:rPr>
+          <w:b/>
+          <w:bCs/>
+          <w:sz w:val="48"/>
+          <w:szCs w:val="48"/>
+        </w:rPr>
+      </w:pPr>
+      <w:r>
+        <w:rPr>
+          <w:b/>
+          <w:bCs/>
+          <w:sz w:val="48"/>
+          <w:szCs w:val="48"/>
+        </w:rPr>
+        <w:t xml:space="preserve">Thank </w:t>
+      </w:r>
+      <w:proofErr w:type="gramStart"/>
+      <w:r>
+        <w:rPr>
+          <w:b/>
+          <w:bCs/>
+          <w:sz w:val="48"/>
+          <w:szCs w:val="48"/>
+        </w:rPr>
+        <w:t>You !</w:t>
+      </w:r>
+      <w:proofErr w:type="gramEnd"/>
+    </w:p>
+    <w:p>
+      <w:pPr>
+        <w:rPr>
+          <w:sz w:val="28"/>
+          <w:szCs w:val="28"/>
+        </w:rPr>
+      </w:pPr>
+    </w:p>
+    <w:p>
+      <w:pPr>
+        <w:rPr>
+          <w:sz w:val="28"/>
+          <w:szCs w:val="28"/>
+        </w:rPr>
+      </w:pPr>
+    </w:p>
+    <w:p>
+      <w:pPr>
+        <w:rPr>
+          <w:sz w:val="28"/>
+          <w:szCs w:val="28"/>
+        </w:rPr>
+      </w:pPr>
+    </w:p>
+    <w:p>
+      <w:pPr>
+        <w:rPr>
+          <w:sz w:val="28"/>
+          <w:szCs w:val="28"/>
+        </w:rPr>
+      </w:pPr>
+      <w:r>
+        <w:rPr>
+          <w:sz w:val="28"/>
+          <w:szCs w:val="28"/>
+        </w:rPr>
+        <w:t xml:space="preserve">                </w:t>
+      </w:r>
     </w:p>
     <w:sectPr>
       <w:pgSz w:w="12240" w:h="15840"/>
@@ -2109,6 +2298,29 @@
       </w:tblBorders>
     </w:tblPr>
   </w:style>
+  <w:style w:type="character" w:styleId="Hyperlink">
+    <w:name w:val="Hyperlink"/>
+    <w:basedOn w:val="DefaultParagraphFont"/>
+    <w:uiPriority w:val="99"/>
+    <w:unhideWhenUsed/>
+    <w:rsid w:val="009237EC"/>
+    <w:rPr>
+      <w:color w:val="467886" w:themeColor="hyperlink"/>
+      <w:u w:val="single"/>
+    </w:rPr>
+  </w:style>
+  <w:style w:type="character" w:styleId="UnresolvedMention">
+    <w:name w:val="Unresolved Mention"/>
+    <w:basedOn w:val="DefaultParagraphFont"/>
+    <w:uiPriority w:val="99"/>
+    <w:semiHidden/>
+    <w:unhideWhenUsed/>
+    <w:rsid w:val="009237EC"/>
+    <w:rPr>
+      <w:color w:val="605E5C"/>
+      <w:shd w:val="clear" w:color="auto" w:fill="E1DFDD"/>
+    </w:rPr>
+  </w:style>
 </w:styles>
 </file>
 
